--- a/materialien/Akte3_Stadtfest/5_Loesungen/DD_A3_AB1_Kassensturz_LSG.docx
+++ b/materialien/Akte3_Stadtfest/5_Loesungen/DD_A3_AB1_Kassensturz_LSG.docx
@@ -2742,7 +2742,7 @@
               <w:pStyle w:val="DDTabellentext"/>
             </w:pPr>
             <w:r>
-              <w:t>Die Bons 400 bis 404 enthalten diese acht Positionen. Gib das Ergebnis der Abfrage an (Reihenfolge egal). Bilde dazu in Gedanken Fächer.</w:t>
+              <w:t>Die Bons 400 bis 404 enthalten diese acht Positionen. Gib das Ergebnis der Abfrage an (Reihenfolge egal). Stell dir dazu Fächer vor.</w:t>
             </w:r>
           </w:p>
           <w:tbl>
@@ -4136,7 +4136,7 @@
               <w:t>Art</w:t>
             </w:r>
             <w:r>
-              <w:t xml:space="preserve"> des Standes (Essen, Getränke, …)? Entwirf die Abfrage, prüfe sie in der Konsole und notiere das Ergebnis.</w:t>
+              <w:t xml:space="preserve"> des Standes (Essen, Getränke, …)? Entwirf die Abfrage, teste sie in der Konsole und gib das Ergebnis an.</w:t>
             </w:r>
           </w:p>
           <w:tbl>
@@ -4647,7 +4647,7 @@
               <w:pStyle w:val="DDTabellentext"/>
             </w:pPr>
             <w:r>
-              <w:t>Alle drei Abfragen laufen in SQLite. Prüfe jede auf die GROUP-BY-Regel. Markiere die Spalte, die gegen die Regel verstößt, und korrigiere die fehlerhaften Abfragen.</w:t>
+              <w:t>Alle drei Abfragen laufen in SQLite. Untersuche jede auf die GROUP-BY-Regel. Markiere die Spalte, die gegen die Regel verstößt, und verändere die fehlerhaften Abfragen so, dass sie die Regel erfüllen.</w:t>
             </w:r>
           </w:p>
           <w:p>
@@ -5979,10 +5979,16 @@
               <w:rPr>
                 <w:b/>
               </w:rPr>
-              <w:t>Erkläre</w:t>
+              <w:t>Erläutere</w:t>
             </w:r>
             <w:r>
-              <w:t>, warum sie trotzdem zu falschen Ergebnissen führen kann, und gib an, wie GROUP BY richtig lauten muss.</w:t>
+              <w:rPr>
+                <w:b w:val="0"/>
+              </w:rPr>
+              <w:t>,</w:t>
+            </w:r>
+            <w:r>
+              <w:t xml:space="preserve"> warum sie trotzdem zu falschen Ergebnissen führen kann, und gib an, wie GROUP BY richtig lauten muss.</w:t>
             </w:r>
           </w:p>
           <w:p>
@@ -7595,16 +7601,15 @@
               <w:pStyle w:val="DDTabellentext"/>
             </w:pPr>
             <w:r>
-              <w:t xml:space="preserve">Welcher Anteil der Bons wurde mit Karte bezahlt? Überlege, wie du das mit </w:t>
+              <w:t>Welcher Anteil der Bons wurde mit Karte bezahlt? Entwirf zwei Abfragen, mit denen du das bestimmen</w:t>
             </w:r>
             <w:r>
               <w:rPr>
                 <w:b/>
               </w:rPr>
-              <w:t>zwei</w:t>
             </w:r>
             <w:r>
-              <w:t xml:space="preserve"> Abfragen ermitteln kannst, notiere beide und beschreibe, wie du aus den beiden Ergebnissen den Anteil berechnest.</w:t>
+              <w:t xml:space="preserve"> kannst, und beschreibe, wie du aus den beiden Ergebnissen den Anteil berechnest.</w:t>
             </w:r>
           </w:p>
           <w:tbl>
